--- a/HW04_A2_17913373036850145.docx
+++ b/HW04_A2_17913373036850145.docx
@@ -493,6 +493,7 @@
                 <w:szCs w:val="18"/>
               </w:rPr>
             </w:pPr>
+            <w:commentRangeStart w:id="0"/>
             <w:r>
               <w:rPr>
                 <w:rFonts w:ascii="Menlo" w:hAnsi="Menlo" w:cs="Menlo"/>
@@ -586,6 +587,13 @@
                 <w:szCs w:val="18"/>
               </w:rPr>
               <w:t>reg</w:t>
+            </w:r>
+            <w:commentRangeEnd w:id="0"/>
+            <w:r>
+              <w:rPr>
+                <w:rStyle w:val="CommentReference"/>
+              </w:rPr>
+              <w:commentReference w:id="0"/>
             </w:r>
           </w:p>
           <w:p>
@@ -4769,6 +4777,7 @@
                 <w:szCs w:val="18"/>
               </w:rPr>
             </w:pPr>
+            <w:commentRangeStart w:id="1"/>
             <w:r>
               <w:rPr>
                 <w:rFonts w:ascii="Menlo" w:hAnsi="Menlo" w:cs="Menlo"/>
@@ -4824,6 +4833,13 @@
                 <w:szCs w:val="18"/>
               </w:rPr>
               <w:t>):</w:t>
+            </w:r>
+            <w:commentRangeEnd w:id="1"/>
+            <w:r>
+              <w:rPr>
+                <w:rStyle w:val="CommentReference"/>
+              </w:rPr>
+              <w:commentReference w:id="1"/>
             </w:r>
           </w:p>
           <w:p>
@@ -5592,6 +5608,7 @@
             <w:tcW w:w="8277" w:type="dxa"/>
           </w:tcPr>
           <w:p>
+            <w:commentRangeStart w:id="2"/>
             <w:r>
               <w:t xml:space="preserve">Time complexity for searching the linked list is O(n) because the program </w:t>
             </w:r>
@@ -5605,6 +5622,13 @@
             </w:r>
             <w:r>
               <w:t>.</w:t>
+            </w:r>
+            <w:commentRangeEnd w:id="2"/>
+            <w:r>
+              <w:rPr>
+                <w:rStyle w:val="CommentReference"/>
+              </w:rPr>
+              <w:commentReference w:id="2"/>
             </w:r>
           </w:p>
         </w:tc>
@@ -6647,8 +6671,16 @@
             <w:tcW w:w="2078" w:type="dxa"/>
           </w:tcPr>
           <w:p>
+            <w:commentRangeStart w:id="3"/>
             <w:r>
               <w:t>N/A</w:t>
+            </w:r>
+            <w:commentRangeEnd w:id="3"/>
+            <w:r>
+              <w:rPr>
+                <w:rStyle w:val="CommentReference"/>
+              </w:rPr>
+              <w:commentReference w:id="3"/>
             </w:r>
           </w:p>
         </w:tc>
@@ -6675,6 +6707,7 @@
             <w:tcW w:w="8277" w:type="dxa"/>
           </w:tcPr>
           <w:p>
+            <w:commentRangeStart w:id="4"/>
             <w:r>
               <w:t xml:space="preserve">Every time a comparison is made, the </w:t>
             </w:r>
@@ -6693,6 +6726,13 @@
             <w:proofErr w:type="gramEnd"/>
             <w:r>
               <w:t>log n)</w:t>
+            </w:r>
+            <w:commentRangeEnd w:id="4"/>
+            <w:r>
+              <w:rPr>
+                <w:rStyle w:val="CommentReference"/>
+              </w:rPr>
+              <w:commentReference w:id="4"/>
             </w:r>
           </w:p>
           <w:p>
@@ -6758,8 +6798,16 @@
             <w:tcW w:w="8277" w:type="dxa"/>
           </w:tcPr>
           <w:p>
+            <w:commentRangeStart w:id="5"/>
             <w:r>
               <w:t>A collection of data and a set of operations on that data.</w:t>
+            </w:r>
+            <w:commentRangeEnd w:id="5"/>
+            <w:r>
+              <w:rPr>
+                <w:rStyle w:val="CommentReference"/>
+              </w:rPr>
+              <w:commentReference w:id="5"/>
             </w:r>
           </w:p>
           <w:p>
@@ -6791,6 +6839,7 @@
             <w:tcW w:w="8277" w:type="dxa"/>
           </w:tcPr>
           <w:p>
+            <w:commentRangeStart w:id="6"/>
             <w:r>
               <w:t xml:space="preserve">Items can always be enqueued to the next available </w:t>
             </w:r>
@@ -6801,6 +6850,13 @@
             <w:proofErr w:type="gramEnd"/>
             <w:r>
               <w:t xml:space="preserve"> no shifting of elements is required.</w:t>
+            </w:r>
+            <w:commentRangeEnd w:id="6"/>
+            <w:r>
+              <w:rPr>
+                <w:rStyle w:val="CommentReference"/>
+              </w:rPr>
+              <w:commentReference w:id="6"/>
             </w:r>
           </w:p>
         </w:tc>
@@ -6827,8 +6883,16 @@
             <w:tcW w:w="8277" w:type="dxa"/>
           </w:tcPr>
           <w:p>
+            <w:commentRangeStart w:id="7"/>
             <w:r>
               <w:t>It consists of a set of nodes and edges that join a pair of nodes. The edges have a direction from one node to another.</w:t>
+            </w:r>
+            <w:commentRangeEnd w:id="7"/>
+            <w:r>
+              <w:rPr>
+                <w:rStyle w:val="CommentReference"/>
+              </w:rPr>
+              <w:commentReference w:id="7"/>
             </w:r>
           </w:p>
         </w:tc>
@@ -6845,6 +6909,139 @@
     </w:sectPr>
   </w:body>
 </w:document>
+</file>
+
+<file path=word/comments.xml><?xml version="1.0" encoding="utf-8"?>
+<w:comments xmlns:a="http://schemas.openxmlformats.org/drawingml/2006/main" xmlns:pic="http://schemas.openxmlformats.org/drawingml/2006/picture" xmlns:r="http://schemas.openxmlformats.org/officeDocument/2006/relationships" xmlns:w="http://schemas.openxmlformats.org/wordprocessingml/2006/main" xmlns:wp="http://schemas.openxmlformats.org/drawingml/2006/wordprocessingDrawing" xmlns:mc="http://schemas.openxmlformats.org/markup-compatibility/2006" xmlns:a14="http://schemas.microsoft.com/office/drawing/2010/main" xmlns:w14="http://schemas.microsoft.com/office/word/2010/wordml" xmlns:wpc="http://schemas.microsoft.com/office/word/2010/wordprocessingCanvas">
+  <w:comment w:id="0" w:author="Teacher" w:initials="T" w:date="2026-10-16T04:27:51Z">
+    <w:p>
+      <w:pPr>
+        <w:pStyle w:val="CommentText"/>
+      </w:pPr>
+      <w:r>
+        <w:rPr>
+          <w:rStyle w:val="CommentReference"/>
+        </w:rPr>
+        <w:annotationRef/>
+      </w:r>
+      <w:r>
+        <w:t>11/12 - 成员没有按课堂规则用注释标明类型与访问属性——def __init__(self, reg:str, ...) 只是参数类型标注，不算。应写成 self.__RegNumber = reg   # string, private 这种形式 (-1)</w:t>
+      </w:r>
+    </w:p>
+  </w:comment>
+  <w:comment w:id="1" w:author="Teacher" w:initials="T" w:date="2026-10-16T04:27:51Z">
+    <w:p>
+      <w:pPr>
+        <w:pStyle w:val="CommentText"/>
+      </w:pPr>
+      <w:r>
+        <w:rPr>
+          <w:rStyle w:val="CommentReference"/>
+        </w:rPr>
+        <w:annotationRef/>
+      </w:r>
+      <w:r>
+        <w:t>Full marks. - 本题（旧题面 “visited before the item was found” 有歧义）：你按“不含被找到的那个节点”理解，找到首节点返回 0；solution 用的是“含被找到的节点”。两种都接受，题面已改为 “visited, including the node where the item is found”，今后按新题面作答。</w:t>
+      </w:r>
+    </w:p>
+  </w:comment>
+  <w:comment w:id="2" w:author="Teacher" w:initials="T" w:date="2026-10-16T04:27:51Z">
+    <w:p>
+      <w:pPr>
+        <w:pStyle w:val="CommentText"/>
+      </w:pPr>
+      <w:r>
+        <w:rPr>
+          <w:rStyle w:val="CommentReference"/>
+        </w:rPr>
+        <w:annotationRef/>
+      </w:r>
+      <w:r>
+        <w:t>Full marks. - 补充建议：完整答案还应说明 ① 链表只能从 startPointer 沿指针顺序访问（节点只能由前驱到达），最坏要走完 n 个节点；② 二分查找每次比较会把待查范围减半。你写的 O(n) / O(log n) 判断正确。</w:t>
+      </w:r>
+    </w:p>
+  </w:comment>
+  <w:comment w:id="3" w:author="Teacher" w:initials="T" w:date="2026-10-16T04:27:51Z">
+    <w:p>
+      <w:pPr>
+        <w:pStyle w:val="CommentText"/>
+      </w:pPr>
+      <w:r>
+        <w:rPr>
+          <w:rStyle w:val="CommentReference"/>
+        </w:rPr>
+        <w:annotationRef/>
+      </w:r>
+      <w:r>
+        <w:t>Full marks. - 第 3 行已找到 40，确实没有“taken 的 branch”，答 N/A 是合理的（官方答案写的是 found）。此处列名不够严谨，本次不扣分。</w:t>
+      </w:r>
+    </w:p>
+  </w:comment>
+  <w:comment w:id="4" w:author="Teacher" w:initials="T" w:date="2026-10-16T04:27:51Z">
+    <w:p>
+      <w:pPr>
+        <w:pStyle w:val="CommentText"/>
+      </w:pPr>
+      <w:r>
+        <w:rPr>
+          <w:rStyle w:val="CommentReference"/>
+        </w:rPr>
+        <w:annotationRef/>
+      </w:r>
+      <w:r>
+        <w:t>Full marks. - 补充建议：题面要求与 Q2 的链表作对比，完整答案应写出“链表只能从头逐个访问、最坏 n 次（O(n)），而本树每层丢弃一半（O(log n)）”。你写的“每次排除另一支 + 最多 3 次比较”是对的。</w:t>
+      </w:r>
+    </w:p>
+  </w:comment>
+  <w:comment w:id="5" w:author="Teacher" w:initials="T" w:date="2026-10-16T04:27:51Z">
+    <w:p>
+      <w:pPr>
+        <w:pStyle w:val="CommentText"/>
+      </w:pPr>
+      <w:r>
+        <w:rPr>
+          <w:rStyle w:val="CommentReference"/>
+        </w:rPr>
+        <w:annotationRef/>
+      </w:r>
+      <w:r>
+        <w:t>2/3 - 缺少“数据的存储方式被隐藏、不属于 ADT 的定义”这一得分点。完整定义：抽象数据类型 = 数据结构 + 可在其上执行的操作，其实现细节对外隐藏 (-1)</w:t>
+      </w:r>
+    </w:p>
+  </w:comment>
+  <w:comment w:id="6" w:author="Teacher" w:initials="T" w:date="2026-10-16T04:27:51Z">
+    <w:p>
+      <w:pPr>
+        <w:pStyle w:val="CommentText"/>
+      </w:pPr>
+      <w:r>
+        <w:rPr>
+          <w:rStyle w:val="CommentReference"/>
+        </w:rPr>
+        <w:annotationRef/>
+      </w:r>
+      <w:r>
+        <w:t>1/3 - 只说了循环队列“总能入队”，没说清线性队列的问题与循环队列的机制。得分点：① 线性队列中被移除的前端空间无法再使用；② 于是数组还有空位时就可能报 full；③ 循环队列的指针回绕，释放出的空间可被复用 (-2)</w:t>
+      </w:r>
+    </w:p>
+  </w:comment>
+  <w:comment w:id="7" w:author="Teacher" w:initials="T" w:date="2026-10-16T04:27:51Z">
+    <w:p>
+      <w:pPr>
+        <w:pStyle w:val="CommentText"/>
+      </w:pPr>
+      <w:r>
+        <w:rPr>
+          <w:rStyle w:val="CommentReference"/>
+        </w:rPr>
+        <w:annotationRef/>
+      </w:r>
+      <w:r>
+        <w:t>1/2 - 只说了“边有方向”，未说明其后果——边只能单向遍历，A→B 与 B→A 不同 (-1)</w:t>
+      </w:r>
+    </w:p>
+  </w:comment>
+</w:comments>
 </file>
 
 <file path=word/endnotes.xml><?xml version="1.0" encoding="utf-8"?>

--- a/HW04_A2_17913373036850145.docx
+++ b/HW04_A2_17913373036850145.docx
@@ -6913,7 +6913,7 @@
 
 <file path=word/comments.xml><?xml version="1.0" encoding="utf-8"?>
 <w:comments xmlns:a="http://schemas.openxmlformats.org/drawingml/2006/main" xmlns:pic="http://schemas.openxmlformats.org/drawingml/2006/picture" xmlns:r="http://schemas.openxmlformats.org/officeDocument/2006/relationships" xmlns:w="http://schemas.openxmlformats.org/wordprocessingml/2006/main" xmlns:wp="http://schemas.openxmlformats.org/drawingml/2006/wordprocessingDrawing" xmlns:mc="http://schemas.openxmlformats.org/markup-compatibility/2006" xmlns:a14="http://schemas.microsoft.com/office/drawing/2010/main" xmlns:w14="http://schemas.microsoft.com/office/word/2010/wordml" xmlns:wpc="http://schemas.microsoft.com/office/word/2010/wordprocessingCanvas">
-  <w:comment w:id="0" w:author="Teacher" w:initials="T" w:date="2026-10-16T04:27:51Z">
+  <w:comment w:id="0" w:author="Teacher" w:initials="T" w:date="2026-10-16T04:35:23Z">
     <w:p>
       <w:pPr>
         <w:pStyle w:val="CommentText"/>
@@ -6925,11 +6925,11 @@
         <w:annotationRef/>
       </w:r>
       <w:r>
-        <w:t>11/12 - 成员没有按课堂规则用注释标明类型与访问属性——def __init__(self, reg:str, ...) 只是参数类型标注，不算。应写成 self.__RegNumber = reg   # string, private 这种形式 (-1)</w:t>
+        <w:t>11/12 - The attributes are not annotated with their data type and access level, as required by the class rule; a parameter type hint (reg:str) does not count. Put the annotation on the attribute line itself, e.g. self.__RegNumber = reg   # string, private (-1)</w:t>
       </w:r>
     </w:p>
   </w:comment>
-  <w:comment w:id="1" w:author="Teacher" w:initials="T" w:date="2026-10-16T04:27:51Z">
+  <w:comment w:id="1" w:author="Teacher" w:initials="T" w:date="2026-10-16T04:35:23Z">
     <w:p>
       <w:pPr>
         <w:pStyle w:val="CommentText"/>
@@ -6941,11 +6941,11 @@
         <w:annotationRef/>
       </w:r>
       <w:r>
-        <w:t>Full marks. - 本题（旧题面 “visited before the item was found” 有歧义）：你按“不含被找到的那个节点”理解，找到首节点返回 0；solution 用的是“含被找到的节点”。两种都接受，题面已改为 “visited, including the node where the item is found”，今后按新题面作答。</w:t>
+        <w:t>Full marks. - The original wording ("visited before the item was found") was ambiguous: you counted the nodes visited before the match, so 0 is returned when the first node is the target, while the solution counts the matching node as well. Both readings were accepted. The question has now been changed to "visited, including the node where the item is found", so follow the new wording from now on.</w:t>
       </w:r>
     </w:p>
   </w:comment>
-  <w:comment w:id="2" w:author="Teacher" w:initials="T" w:date="2026-10-16T04:27:51Z">
+  <w:comment w:id="2" w:author="Teacher" w:initials="T" w:date="2026-10-16T04:35:23Z">
     <w:p>
       <w:pPr>
         <w:pStyle w:val="CommentText"/>
@@ -6957,11 +6957,11 @@
         <w:annotationRef/>
       </w:r>
       <w:r>
-        <w:t>Full marks. - 补充建议：完整答案还应说明 ① 链表只能从 startPointer 沿指针顺序访问（节点只能由前驱到达），最坏要走完 n 个节点；② 二分查找每次比较会把待查范围减半。你写的 O(n) / O(log n) 判断正确。</w:t>
+        <w:t>Full marks. - Suggestion for next time: a complete answer should also explain (1) that the linked list can only be searched by starting at startPointer and following the pointers, because a node is only reachable through its predecessor, so up to n nodes must be visited; and (2) that a binary search halves the remaining search space at every comparison. Your O(n) / O(log n) values are correct.</w:t>
       </w:r>
     </w:p>
   </w:comment>
-  <w:comment w:id="3" w:author="Teacher" w:initials="T" w:date="2026-10-16T04:27:51Z">
+  <w:comment w:id="3" w:author="Teacher" w:initials="T" w:date="2026-10-16T04:35:23Z">
     <w:p>
       <w:pPr>
         <w:pStyle w:val="CommentText"/>
@@ -6973,11 +6973,11 @@
         <w:annotationRef/>
       </w:r>
       <w:r>
-        <w:t>Full marks. - 第 3 行已找到 40，确实没有“taken 的 branch”，答 N/A 是合理的（官方答案写的是 found）。此处列名不够严谨，本次不扣分。</w:t>
+        <w:t>Full marks. - In row 3 the item has already been found, so no branch is actually taken and N/A is a reasonable answer (the published answer writes "found"). The column heading is not precise here, so no marks were deducted.</w:t>
       </w:r>
     </w:p>
   </w:comment>
-  <w:comment w:id="4" w:author="Teacher" w:initials="T" w:date="2026-10-16T04:27:51Z">
+  <w:comment w:id="4" w:author="Teacher" w:initials="T" w:date="2026-10-16T04:35:23Z">
     <w:p>
       <w:pPr>
         <w:pStyle w:val="CommentText"/>
@@ -6989,11 +6989,11 @@
         <w:annotationRef/>
       </w:r>
       <w:r>
-        <w:t>Full marks. - 补充建议：题面要求与 Q2 的链表作对比，完整答案应写出“链表只能从头逐个访问、最坏 n 次（O(n)），而本树每层丢弃一半（O(log n)）”。你写的“每次排除另一支 + 最多 3 次比较”是对的。</w:t>
+        <w:t>Full marks. - Suggestion for next time: the question asks you to compare with the linked list in Question 2, so a complete answer should say that the linked list must be searched one node at a time from the start, taking up to n comparisons (O(n)), whereas this tree discards half of the remaining tree at each level (O(log n)). Your "discards the other branch" and "maximum 3 comparisons" are correct.</w:t>
       </w:r>
     </w:p>
   </w:comment>
-  <w:comment w:id="5" w:author="Teacher" w:initials="T" w:date="2026-10-16T04:27:51Z">
+  <w:comment w:id="5" w:author="Teacher" w:initials="T" w:date="2026-10-16T04:35:23Z">
     <w:p>
       <w:pPr>
         <w:pStyle w:val="CommentText"/>
@@ -7005,11 +7005,11 @@
         <w:annotationRef/>
       </w:r>
       <w:r>
-        <w:t>2/3 - 缺少“数据的存储方式被隐藏、不属于 ADT 的定义”这一得分点。完整定义：抽象数据类型 = 数据结构 + 可在其上执行的操作，其实现细节对外隐藏 (-1)</w:t>
+        <w:t>2/3 - Missing the point that the way the data is stored is hidden and is not part of the definition. A full answer: an abstract data type is a data structure together with the set of operations that can be carried out on it, with the implementation details hidden (-1)</w:t>
       </w:r>
     </w:p>
   </w:comment>
-  <w:comment w:id="6" w:author="Teacher" w:initials="T" w:date="2026-10-16T04:27:51Z">
+  <w:comment w:id="6" w:author="Teacher" w:initials="T" w:date="2026-10-16T04:35:23Z">
     <w:p>
       <w:pPr>
         <w:pStyle w:val="CommentText"/>
@@ -7021,11 +7021,11 @@
         <w:annotationRef/>
       </w:r>
       <w:r>
-        <w:t>1/3 - 只说了循环队列“总能入队”，没说清线性队列的问题与循环队列的机制。得分点：① 线性队列中被移除的前端空间无法再使用；② 于是数组还有空位时就可能报 full；③ 循环队列的指针回绕，释放出的空间可被复用 (-2)</w:t>
+        <w:t>1/3 - You only say that a circular queue can always be enqueued to. You also need: (1) in a linear queue the space freed at the front cannot be used again; (2) so the queue can report that it is full while there is still empty space in the array; (3) in a circular queue the pointers wrap round, so the freed space is reused (-2)</w:t>
       </w:r>
     </w:p>
   </w:comment>
-  <w:comment w:id="7" w:author="Teacher" w:initials="T" w:date="2026-10-16T04:27:51Z">
+  <w:comment w:id="7" w:author="Teacher" w:initials="T" w:date="2026-10-16T04:35:23Z">
     <w:p>
       <w:pPr>
         <w:pStyle w:val="CommentText"/>
@@ -7037,7 +7037,7 @@
         <w:annotationRef/>
       </w:r>
       <w:r>
-        <w:t>1/2 - 只说了“边有方向”，未说明其后果——边只能单向遍历，A→B 与 B→A 不同 (-1)</w:t>
+        <w:t>1/2 - You say that the edges have a direction, but not the consequence: an edge can only be traversed one way, and an edge from A to B is not the same as an edge from B to A (-1)</w:t>
       </w:r>
     </w:p>
   </w:comment>
